--- a/lessons/3-3-group2/homework.docx
+++ b/lessons/3-3-group2/homework.docx
@@ -19,24 +19,13 @@
     </w:p>
     <w:p>
       <w:pPr>
-        <w:pStyle w:val="Title"/>
+        <w:pStyle w:val="Heading1"/>
       </w:pPr>
       <w:r>
         <w:rPr>
           <w:rFonts w:ascii="Arial" w:hAnsi="Arial" w:eastAsia="Arial" w:cs="Arial"/>
         </w:rPr>
         <w:t>Equivalent Ratios and Tables</w:t>
-      </w:r>
-    </w:p>
-    <w:p>
-      <w:pPr>
-        <w:pStyle w:val="PublisherEdition"/>
-      </w:pPr>
-      <w:r>
-        <w:rPr>
-          <w:rFonts w:ascii="Arial" w:hAnsi="Arial" w:eastAsia="Arial" w:cs="Arial"/>
-        </w:rPr>
-        <w:t>Version 2  /  Regular</w:t>
       </w:r>
     </w:p>
     <w:p>
@@ -96,7 +85,7 @@
     </w:p>
     <w:p>
       <w:pPr>
-        <w:pStyle w:val="PublisherSection"/>
+        <w:pStyle w:val="Heading2"/>
         <w:shd w:val="clear" w:color="auto" w:fill="EEF4F5"/>
         <w:pBdr>
           <w:left w:val="single" w:color="176B70" w:sz="20" w:space="7"/>
@@ -118,8 +107,6 @@
       <w:tblPr>
         <w:tblW w:type="dxa" w:w="10368"/>
         <w:jc w:val="center"/>
-        <w:tblLayout w:type="fixed"/>
-        <w:tblLook w:firstColumn="1" w:firstRow="1" w:lastColumn="0" w:lastRow="0" w:noHBand="0" w:noVBand="1" w:val="04A0"/>
         <w:tblInd w:type="dxa" w:w="0"/>
         <w:tblBorders>
           <w:top w:val="single" w:color="B9C9CE" w:sz="4" w:space="0"/>
@@ -129,6 +116,10 @@
           <w:insideH w:val="single" w:color="FFFFFF" w:sz="8" w:space="0"/>
           <w:insideV w:val="single" w:color="FFFFFF" w:sz="12" w:space="0"/>
         </w:tblBorders>
+        <w:tblLayout w:type="fixed"/>
+        <w:tblLook w:firstColumn="1" w:firstRow="1" w:lastColumn="0" w:lastRow="0" w:noHBand="0" w:noVBand="1" w:val="04A0"/>
+        <w:tblCaption w:val="Learn from a model"/>
+        <w:tblDescription w:val="Layout table. It only arranges the page; read its cells in order."/>
       </w:tblPr>
       <w:tblGrid>
         <w:gridCol w:w="4464"/>
@@ -429,7 +420,7 @@
     </w:p>
     <w:p>
       <w:pPr>
-        <w:pStyle w:val="PublisherSection"/>
+        <w:pStyle w:val="Heading2"/>
         <w:shd w:val="clear" w:color="auto" w:fill="EEF4F5"/>
         <w:pBdr>
           <w:left w:val="single" w:color="176B70" w:sz="20" w:space="7"/>
@@ -451,8 +442,6 @@
       <w:tblPr>
         <w:tblW w:type="dxa" w:w="10368"/>
         <w:jc w:val="center"/>
-        <w:tblLayout w:type="fixed"/>
-        <w:tblLook w:firstColumn="1" w:firstRow="1" w:lastColumn="0" w:lastRow="0" w:noHBand="0" w:noVBand="1" w:val="04A0"/>
         <w:tblInd w:type="dxa" w:w="0"/>
         <w:tblBorders>
           <w:top w:val="nil"/>
@@ -462,6 +451,10 @@
           <w:insideH w:val="nil"/>
           <w:insideV w:val="nil"/>
         </w:tblBorders>
+        <w:tblLayout w:type="fixed"/>
+        <w:tblLook w:firstColumn="1" w:firstRow="1" w:lastColumn="0" w:lastRow="0" w:noHBand="0" w:noVBand="1" w:val="04A0"/>
+        <w:tblCaption w:val="Exercise 1"/>
+        <w:tblDescription w:val="Layout table. It only arranges the page; read its cells in order."/>
       </w:tblPr>
       <w:tblGrid>
         <w:gridCol w:w="10368"/>
@@ -530,14 +523,6 @@
           <w:tbl>
             <w:tblPr>
               <w:tblW w:w="10368" w:type="dxa"/>
-              <w:tblLayout w:type="fixed"/>
-              <w:tblCellMar>
-                <w:top w:w="50" w:type="dxa"/>
-                <w:left w:w="90" w:type="dxa"/>
-                <w:bottom w:w="50" w:type="dxa"/>
-                <w:right w:w="90" w:type="dxa"/>
-              </w:tblCellMar>
-              <w:tblLook w:firstColumn="1" w:firstRow="1" w:lastColumn="0" w:lastRow="0" w:noHBand="0" w:noVBand="1" w:val="04A0"/>
               <w:jc w:val="center"/>
               <w:tblInd w:type="dxa" w:w="0"/>
               <w:tblBorders>
@@ -548,6 +533,16 @@
                 <w:insideH w:val="single" w:color="B9C9CE" w:sz="4" w:space="0"/>
                 <w:insideV w:val="single" w:color="B9C9CE" w:sz="4" w:space="0"/>
               </w:tblBorders>
+              <w:tblLayout w:type="fixed"/>
+              <w:tblCellMar>
+                <w:top w:w="50" w:type="dxa"/>
+                <w:left w:w="90" w:type="dxa"/>
+                <w:bottom w:w="50" w:type="dxa"/>
+                <w:right w:w="90" w:type="dxa"/>
+              </w:tblCellMar>
+              <w:tblLook w:firstColumn="1" w:firstRow="1" w:lastColumn="0" w:lastRow="0" w:noHBand="0" w:noVBand="1" w:val="04A0"/>
+              <w:tblCaption w:val="Data table"/>
+              <w:tblDescription w:val="Data table. The first row holds the column headings."/>
             </w:tblPr>
             <w:tblGrid>
               <w:gridCol w:w="2074"/>
@@ -882,8 +877,6 @@
             <w:tblPr>
               <w:tblW w:type="dxa" w:w="10368"/>
               <w:jc w:val="center"/>
-              <w:tblLayout w:type="fixed"/>
-              <w:tblLook w:firstColumn="1" w:firstRow="1" w:lastColumn="0" w:lastRow="0" w:noHBand="0" w:noVBand="1" w:val="04A0"/>
               <w:tblInd w:type="dxa" w:w="0"/>
               <w:tblBorders>
                 <w:top w:val="single" w:color="B9C9CE" w:sz="4" w:space="0"/>
@@ -891,6 +884,10 @@
                 <w:bottom w:val="single" w:color="B9C9CE" w:sz="4" w:space="0"/>
                 <w:right w:val="single" w:color="B9C9CE" w:sz="4" w:space="0"/>
               </w:tblBorders>
+              <w:tblLayout w:type="fixed"/>
+              <w:tblLook w:firstColumn="1" w:firstRow="1" w:lastColumn="0" w:lastRow="0" w:noHBand="0" w:noVBand="1" w:val="04A0"/>
+              <w:tblCaption w:val="Workspace"/>
+              <w:tblDescription w:val="Layout table that frames the blank workspace for this exercise."/>
             </w:tblPr>
             <w:tblGrid>
               <w:gridCol w:w="10368"/>
@@ -937,7 +934,7 @@
                     <w:drawing>
                       <wp:inline xmlns:a="http://schemas.openxmlformats.org/drawingml/2006/main" xmlns:pic="http://schemas.openxmlformats.org/drawingml/2006/picture">
                         <wp:extent cx="6382512" cy="685800"/>
-                        <wp:docPr id="1" name="Picture 1" descr="PUBLISHER_WORKSPACE: Blank square grid for sketching a geometric figure or net. The grid has no assigned measurements or scale." title="SHOW YOUR THINKING"/>
+                        <wp:docPr id="1" name="Picture 1" descr="Blank square grid for sketching a geometric figure or net. The grid has no assigned measurements or scale." title="SHOW YOUR THINKING"/>
                         <wp:cNvGraphicFramePr>
                           <a:graphicFrameLocks noChangeAspect="1"/>
                         </wp:cNvGraphicFramePr>
@@ -1004,8 +1001,6 @@
       <w:tblPr>
         <w:tblW w:type="dxa" w:w="10368"/>
         <w:jc w:val="center"/>
-        <w:tblLayout w:type="fixed"/>
-        <w:tblLook w:firstColumn="1" w:firstRow="1" w:lastColumn="0" w:lastRow="0" w:noHBand="0" w:noVBand="1" w:val="04A0"/>
         <w:tblInd w:type="dxa" w:w="0"/>
         <w:tblBorders>
           <w:top w:val="nil"/>
@@ -1015,6 +1010,10 @@
           <w:insideH w:val="nil"/>
           <w:insideV w:val="nil"/>
         </w:tblBorders>
+        <w:tblLayout w:type="fixed"/>
+        <w:tblLook w:firstColumn="1" w:firstRow="1" w:lastColumn="0" w:lastRow="0" w:noHBand="0" w:noVBand="1" w:val="04A0"/>
+        <w:tblCaption w:val="Exercise 2"/>
+        <w:tblDescription w:val="Layout table. It only arranges the page; read its cells in order."/>
       </w:tblPr>
       <w:tblGrid>
         <w:gridCol w:w="10368"/>
@@ -1101,8 +1100,6 @@
             <w:tblPr>
               <w:tblW w:type="dxa" w:w="10368"/>
               <w:jc w:val="center"/>
-              <w:tblLayout w:type="fixed"/>
-              <w:tblLook w:firstColumn="1" w:firstRow="1" w:lastColumn="0" w:lastRow="0" w:noHBand="0" w:noVBand="1" w:val="04A0"/>
               <w:tblInd w:type="dxa" w:w="0"/>
               <w:tblBorders>
                 <w:top w:val="single" w:color="B9C9CE" w:sz="4" w:space="0"/>
@@ -1110,6 +1107,10 @@
                 <w:bottom w:val="single" w:color="B9C9CE" w:sz="4" w:space="0"/>
                 <w:right w:val="single" w:color="B9C9CE" w:sz="4" w:space="0"/>
               </w:tblBorders>
+              <w:tblLayout w:type="fixed"/>
+              <w:tblLook w:firstColumn="1" w:firstRow="1" w:lastColumn="0" w:lastRow="0" w:noHBand="0" w:noVBand="1" w:val="04A0"/>
+              <w:tblCaption w:val="Workspace"/>
+              <w:tblDescription w:val="Layout table that frames the blank workspace for this exercise."/>
             </w:tblPr>
             <w:tblGrid>
               <w:gridCol w:w="10368"/>
@@ -1156,7 +1157,7 @@
                     <w:drawing>
                       <wp:inline xmlns:a="http://schemas.openxmlformats.org/drawingml/2006/main" xmlns:pic="http://schemas.openxmlformats.org/drawingml/2006/picture">
                         <wp:extent cx="6382512" cy="685800"/>
-                        <wp:docPr id="2" name="Picture 2" descr="PUBLISHER_WORKSPACE: Blank square grid for sketching a geometric figure or net. The grid has no assigned measurements or scale." title="SHOW YOUR THINKING"/>
+                        <wp:docPr id="2" name="Picture 2" descr="Blank square grid for sketching a geometric figure or net. The grid has no assigned measurements or scale." title="SHOW YOUR THINKING"/>
                         <wp:cNvGraphicFramePr>
                           <a:graphicFrameLocks noChangeAspect="1"/>
                         </wp:cNvGraphicFramePr>
@@ -1223,8 +1224,6 @@
       <w:tblPr>
         <w:tblW w:type="dxa" w:w="10368"/>
         <w:jc w:val="center"/>
-        <w:tblLayout w:type="fixed"/>
-        <w:tblLook w:firstColumn="1" w:firstRow="1" w:lastColumn="0" w:lastRow="0" w:noHBand="0" w:noVBand="1" w:val="04A0"/>
         <w:tblInd w:type="dxa" w:w="0"/>
         <w:tblBorders>
           <w:top w:val="nil"/>
@@ -1234,6 +1233,10 @@
           <w:insideH w:val="nil"/>
           <w:insideV w:val="nil"/>
         </w:tblBorders>
+        <w:tblLayout w:type="fixed"/>
+        <w:tblLook w:firstColumn="1" w:firstRow="1" w:lastColumn="0" w:lastRow="0" w:noHBand="0" w:noVBand="1" w:val="04A0"/>
+        <w:tblCaption w:val="Exercise 3"/>
+        <w:tblDescription w:val="Layout table. It only arranges the page; read its cells in order."/>
       </w:tblPr>
       <w:tblGrid>
         <w:gridCol w:w="10368"/>
@@ -1302,14 +1305,6 @@
           <w:tbl>
             <w:tblPr>
               <w:tblW w:w="10368" w:type="dxa"/>
-              <w:tblLayout w:type="fixed"/>
-              <w:tblCellMar>
-                <w:top w:w="50" w:type="dxa"/>
-                <w:left w:w="90" w:type="dxa"/>
-                <w:bottom w:w="50" w:type="dxa"/>
-                <w:right w:w="90" w:type="dxa"/>
-              </w:tblCellMar>
-              <w:tblLook w:firstColumn="1" w:firstRow="1" w:lastColumn="0" w:lastRow="0" w:noHBand="0" w:noVBand="1" w:val="04A0"/>
               <w:jc w:val="center"/>
               <w:tblInd w:type="dxa" w:w="0"/>
               <w:tblBorders>
@@ -1320,6 +1315,16 @@
                 <w:insideH w:val="single" w:color="B9C9CE" w:sz="4" w:space="0"/>
                 <w:insideV w:val="single" w:color="B9C9CE" w:sz="4" w:space="0"/>
               </w:tblBorders>
+              <w:tblLayout w:type="fixed"/>
+              <w:tblCellMar>
+                <w:top w:w="50" w:type="dxa"/>
+                <w:left w:w="90" w:type="dxa"/>
+                <w:bottom w:w="50" w:type="dxa"/>
+                <w:right w:w="90" w:type="dxa"/>
+              </w:tblCellMar>
+              <w:tblLook w:firstColumn="1" w:firstRow="1" w:lastColumn="0" w:lastRow="0" w:noHBand="0" w:noVBand="1" w:val="04A0"/>
+              <w:tblCaption w:val="Data table"/>
+              <w:tblDescription w:val="Data table. The first row holds the column headings."/>
             </w:tblPr>
             <w:tblGrid>
               <w:gridCol w:w="2074"/>
@@ -1648,8 +1653,6 @@
             <w:tblPr>
               <w:tblW w:type="dxa" w:w="10368"/>
               <w:jc w:val="center"/>
-              <w:tblLayout w:type="fixed"/>
-              <w:tblLook w:firstColumn="1" w:firstRow="1" w:lastColumn="0" w:lastRow="0" w:noHBand="0" w:noVBand="1" w:val="04A0"/>
               <w:tblInd w:type="dxa" w:w="0"/>
               <w:tblBorders>
                 <w:top w:val="single" w:color="B9C9CE" w:sz="4" w:space="0"/>
@@ -1657,6 +1660,10 @@
                 <w:bottom w:val="single" w:color="B9C9CE" w:sz="4" w:space="0"/>
                 <w:right w:val="single" w:color="B9C9CE" w:sz="4" w:space="0"/>
               </w:tblBorders>
+              <w:tblLayout w:type="fixed"/>
+              <w:tblLook w:firstColumn="1" w:firstRow="1" w:lastColumn="0" w:lastRow="0" w:noHBand="0" w:noVBand="1" w:val="04A0"/>
+              <w:tblCaption w:val="Workspace"/>
+              <w:tblDescription w:val="Layout table that frames the blank workspace for this exercise."/>
             </w:tblPr>
             <w:tblGrid>
               <w:gridCol w:w="10368"/>
@@ -1703,7 +1710,7 @@
                     <w:drawing>
                       <wp:inline xmlns:a="http://schemas.openxmlformats.org/drawingml/2006/main" xmlns:pic="http://schemas.openxmlformats.org/drawingml/2006/picture">
                         <wp:extent cx="6382512" cy="685800"/>
-                        <wp:docPr id="3" name="Picture 3" descr="PUBLISHER_WORKSPACE: Blank square grid for sketching a geometric figure or net. The grid has no assigned measurements or scale." title="SHOW YOUR THINKING"/>
+                        <wp:docPr id="3" name="Picture 3" descr="Blank square grid for sketching a geometric figure or net. The grid has no assigned measurements or scale." title="SHOW YOUR THINKING"/>
                         <wp:cNvGraphicFramePr>
                           <a:graphicFrameLocks noChangeAspect="1"/>
                         </wp:cNvGraphicFramePr>
@@ -1770,8 +1777,6 @@
       <w:tblPr>
         <w:tblW w:type="dxa" w:w="10368"/>
         <w:jc w:val="center"/>
-        <w:tblLayout w:type="fixed"/>
-        <w:tblLook w:firstColumn="1" w:firstRow="1" w:lastColumn="0" w:lastRow="0" w:noHBand="0" w:noVBand="1" w:val="04A0"/>
         <w:tblInd w:type="dxa" w:w="0"/>
         <w:tblBorders>
           <w:top w:val="nil"/>
@@ -1781,6 +1786,10 @@
           <w:insideH w:val="nil"/>
           <w:insideV w:val="nil"/>
         </w:tblBorders>
+        <w:tblLayout w:type="fixed"/>
+        <w:tblLook w:firstColumn="1" w:firstRow="1" w:lastColumn="0" w:lastRow="0" w:noHBand="0" w:noVBand="1" w:val="04A0"/>
+        <w:tblCaption w:val="Exercise 4"/>
+        <w:tblDescription w:val="Layout table. It only arranges the page; read its cells in order."/>
       </w:tblPr>
       <w:tblGrid>
         <w:gridCol w:w="10368"/>
@@ -1952,8 +1961,6 @@
             <w:tblPr>
               <w:tblW w:type="dxa" w:w="10368"/>
               <w:jc w:val="center"/>
-              <w:tblLayout w:type="fixed"/>
-              <w:tblLook w:firstColumn="1" w:firstRow="1" w:lastColumn="0" w:lastRow="0" w:noHBand="0" w:noVBand="1" w:val="04A0"/>
               <w:tblInd w:type="dxa" w:w="0"/>
               <w:tblBorders>
                 <w:top w:val="single" w:color="B9C9CE" w:sz="4" w:space="0"/>
@@ -1961,6 +1968,10 @@
                 <w:bottom w:val="single" w:color="B9C9CE" w:sz="4" w:space="0"/>
                 <w:right w:val="single" w:color="B9C9CE" w:sz="4" w:space="0"/>
               </w:tblBorders>
+              <w:tblLayout w:type="fixed"/>
+              <w:tblLook w:firstColumn="1" w:firstRow="1" w:lastColumn="0" w:lastRow="0" w:noHBand="0" w:noVBand="1" w:val="04A0"/>
+              <w:tblCaption w:val="Workspace"/>
+              <w:tblDescription w:val="Layout table that frames the blank workspace for this exercise."/>
             </w:tblPr>
             <w:tblGrid>
               <w:gridCol w:w="10368"/>
@@ -2007,7 +2018,7 @@
                     <w:drawing>
                       <wp:inline xmlns:a="http://schemas.openxmlformats.org/drawingml/2006/main" xmlns:pic="http://schemas.openxmlformats.org/drawingml/2006/picture">
                         <wp:extent cx="6382512" cy="1097280"/>
-                        <wp:docPr id="4" name="Picture 4" descr="PUBLISHER_WORKSPACE: Blank square grid for sketching a geometric figure or net. The grid has no assigned measurements or scale." title="SHOW YOUR THINKING"/>
+                        <wp:docPr id="4" name="Picture 4" descr="Blank square grid for sketching a geometric figure or net. The grid has no assigned measurements or scale." title="SHOW YOUR THINKING"/>
                         <wp:cNvGraphicFramePr>
                           <a:graphicFrameLocks noChangeAspect="1"/>
                         </wp:cNvGraphicFramePr>
@@ -2074,8 +2085,6 @@
       <w:tblPr>
         <w:tblW w:type="dxa" w:w="10368"/>
         <w:jc w:val="center"/>
-        <w:tblLayout w:type="fixed"/>
-        <w:tblLook w:firstColumn="1" w:firstRow="1" w:lastColumn="0" w:lastRow="0" w:noHBand="0" w:noVBand="1" w:val="04A0"/>
         <w:tblInd w:type="dxa" w:w="0"/>
         <w:tblBorders>
           <w:top w:val="nil"/>
@@ -2085,6 +2094,10 @@
           <w:insideH w:val="nil"/>
           <w:insideV w:val="nil"/>
         </w:tblBorders>
+        <w:tblLayout w:type="fixed"/>
+        <w:tblLook w:firstColumn="1" w:firstRow="1" w:lastColumn="0" w:lastRow="0" w:noHBand="0" w:noVBand="1" w:val="04A0"/>
+        <w:tblCaption w:val="Exercise 5"/>
+        <w:tblDescription w:val="Layout table. It only arranges the page; read its cells in order."/>
       </w:tblPr>
       <w:tblGrid>
         <w:gridCol w:w="10368"/>
@@ -2171,8 +2184,6 @@
             <w:tblPr>
               <w:tblW w:type="dxa" w:w="10368"/>
               <w:jc w:val="center"/>
-              <w:tblLayout w:type="fixed"/>
-              <w:tblLook w:firstColumn="1" w:firstRow="1" w:lastColumn="0" w:lastRow="0" w:noHBand="0" w:noVBand="1" w:val="04A0"/>
               <w:tblInd w:type="dxa" w:w="0"/>
               <w:tblBorders>
                 <w:top w:val="single" w:color="B9C9CE" w:sz="4" w:space="0"/>
@@ -2180,6 +2191,10 @@
                 <w:bottom w:val="single" w:color="B9C9CE" w:sz="4" w:space="0"/>
                 <w:right w:val="single" w:color="B9C9CE" w:sz="4" w:space="0"/>
               </w:tblBorders>
+              <w:tblLayout w:type="fixed"/>
+              <w:tblLook w:firstColumn="1" w:firstRow="1" w:lastColumn="0" w:lastRow="0" w:noHBand="0" w:noVBand="1" w:val="04A0"/>
+              <w:tblCaption w:val="Workspace"/>
+              <w:tblDescription w:val="Layout table that frames the blank workspace for this exercise."/>
             </w:tblPr>
             <w:tblGrid>
               <w:gridCol w:w="10368"/>
@@ -2226,7 +2241,7 @@
                     <w:drawing>
                       <wp:inline xmlns:a="http://schemas.openxmlformats.org/drawingml/2006/main" xmlns:pic="http://schemas.openxmlformats.org/drawingml/2006/picture">
                         <wp:extent cx="6382512" cy="685800"/>
-                        <wp:docPr id="5" name="Picture 5" descr="PUBLISHER_WORKSPACE: Blank square grid for sketching a geometric figure or net. The grid has no assigned measurements or scale." title="SHOW YOUR THINKING"/>
+                        <wp:docPr id="5" name="Picture 5" descr="Blank square grid for sketching a geometric figure or net. The grid has no assigned measurements or scale." title="SHOW YOUR THINKING"/>
                         <wp:cNvGraphicFramePr>
                           <a:graphicFrameLocks noChangeAspect="1"/>
                         </wp:cNvGraphicFramePr>
@@ -2293,8 +2308,6 @@
       <w:tblPr>
         <w:tblW w:type="dxa" w:w="10368"/>
         <w:jc w:val="center"/>
-        <w:tblLayout w:type="fixed"/>
-        <w:tblLook w:firstColumn="1" w:firstRow="1" w:lastColumn="0" w:lastRow="0" w:noHBand="0" w:noVBand="1" w:val="04A0"/>
         <w:tblInd w:type="dxa" w:w="0"/>
         <w:tblBorders>
           <w:top w:val="nil"/>
@@ -2304,6 +2317,10 @@
           <w:insideH w:val="nil"/>
           <w:insideV w:val="nil"/>
         </w:tblBorders>
+        <w:tblLayout w:type="fixed"/>
+        <w:tblLook w:firstColumn="1" w:firstRow="1" w:lastColumn="0" w:lastRow="0" w:noHBand="0" w:noVBand="1" w:val="04A0"/>
+        <w:tblCaption w:val="Exercise 6"/>
+        <w:tblDescription w:val="Layout table. It only arranges the page; read its cells in order."/>
       </w:tblPr>
       <w:tblGrid>
         <w:gridCol w:w="10368"/>
@@ -2390,8 +2407,6 @@
             <w:tblPr>
               <w:tblW w:type="dxa" w:w="10368"/>
               <w:jc w:val="center"/>
-              <w:tblLayout w:type="fixed"/>
-              <w:tblLook w:firstColumn="1" w:firstRow="1" w:lastColumn="0" w:lastRow="0" w:noHBand="0" w:noVBand="1" w:val="04A0"/>
               <w:tblInd w:type="dxa" w:w="0"/>
               <w:tblBorders>
                 <w:top w:val="single" w:color="B9C9CE" w:sz="4" w:space="0"/>
@@ -2399,6 +2414,10 @@
                 <w:bottom w:val="single" w:color="B9C9CE" w:sz="4" w:space="0"/>
                 <w:right w:val="single" w:color="B9C9CE" w:sz="4" w:space="0"/>
               </w:tblBorders>
+              <w:tblLayout w:type="fixed"/>
+              <w:tblLook w:firstColumn="1" w:firstRow="1" w:lastColumn="0" w:lastRow="0" w:noHBand="0" w:noVBand="1" w:val="04A0"/>
+              <w:tblCaption w:val="Workspace"/>
+              <w:tblDescription w:val="Layout table that frames the blank workspace for this exercise."/>
             </w:tblPr>
             <w:tblGrid>
               <w:gridCol w:w="10368"/>
@@ -2445,7 +2464,7 @@
                     <w:drawing>
                       <wp:inline xmlns:a="http://schemas.openxmlformats.org/drawingml/2006/main" xmlns:pic="http://schemas.openxmlformats.org/drawingml/2006/picture">
                         <wp:extent cx="6382512" cy="685800"/>
-                        <wp:docPr id="6" name="Picture 6" descr="PUBLISHER_WORKSPACE: Blank square grid for sketching a geometric figure or net. The grid has no assigned measurements or scale." title="SHOW YOUR THINKING"/>
+                        <wp:docPr id="6" name="Picture 6" descr="Blank square grid for sketching a geometric figure or net. The grid has no assigned measurements or scale." title="SHOW YOUR THINKING"/>
                         <wp:cNvGraphicFramePr>
                           <a:graphicFrameLocks noChangeAspect="1"/>
                         </wp:cNvGraphicFramePr>
@@ -2512,8 +2531,6 @@
       <w:tblPr>
         <w:tblW w:type="dxa" w:w="10368"/>
         <w:jc w:val="center"/>
-        <w:tblLayout w:type="fixed"/>
-        <w:tblLook w:firstColumn="1" w:firstRow="1" w:lastColumn="0" w:lastRow="0" w:noHBand="0" w:noVBand="1" w:val="04A0"/>
         <w:tblInd w:type="dxa" w:w="0"/>
         <w:tblBorders>
           <w:top w:val="nil"/>
@@ -2523,6 +2540,10 @@
           <w:insideH w:val="nil"/>
           <w:insideV w:val="nil"/>
         </w:tblBorders>
+        <w:tblLayout w:type="fixed"/>
+        <w:tblLook w:firstColumn="1" w:firstRow="1" w:lastColumn="0" w:lastRow="0" w:noHBand="0" w:noVBand="1" w:val="04A0"/>
+        <w:tblCaption w:val="Exercise 7"/>
+        <w:tblDescription w:val="Layout table. It only arranges the page; read its cells in order."/>
       </w:tblPr>
       <w:tblGrid>
         <w:gridCol w:w="10368"/>
@@ -2609,8 +2630,6 @@
             <w:tblPr>
               <w:tblW w:type="dxa" w:w="10368"/>
               <w:jc w:val="center"/>
-              <w:tblLayout w:type="fixed"/>
-              <w:tblLook w:firstColumn="1" w:firstRow="1" w:lastColumn="0" w:lastRow="0" w:noHBand="0" w:noVBand="1" w:val="04A0"/>
               <w:tblInd w:type="dxa" w:w="0"/>
               <w:tblBorders>
                 <w:top w:val="single" w:color="B9C9CE" w:sz="4" w:space="0"/>
@@ -2618,6 +2637,10 @@
                 <w:bottom w:val="single" w:color="B9C9CE" w:sz="4" w:space="0"/>
                 <w:right w:val="single" w:color="B9C9CE" w:sz="4" w:space="0"/>
               </w:tblBorders>
+              <w:tblLayout w:type="fixed"/>
+              <w:tblLook w:firstColumn="1" w:firstRow="1" w:lastColumn="0" w:lastRow="0" w:noHBand="0" w:noVBand="1" w:val="04A0"/>
+              <w:tblCaption w:val="Workspace"/>
+              <w:tblDescription w:val="Layout table that frames the blank workspace for this exercise."/>
             </w:tblPr>
             <w:tblGrid>
               <w:gridCol w:w="10368"/>
@@ -2664,7 +2687,7 @@
                     <w:drawing>
                       <wp:inline xmlns:a="http://schemas.openxmlformats.org/drawingml/2006/main" xmlns:pic="http://schemas.openxmlformats.org/drawingml/2006/picture">
                         <wp:extent cx="6382512" cy="685800"/>
-                        <wp:docPr id="7" name="Picture 7" descr="PUBLISHER_WORKSPACE: Blank square grid for sketching a geometric figure or net. The grid has no assigned measurements or scale." title="SHOW YOUR THINKING"/>
+                        <wp:docPr id="7" name="Picture 7" descr="Blank square grid for sketching a geometric figure or net. The grid has no assigned measurements or scale." title="SHOW YOUR THINKING"/>
                         <wp:cNvGraphicFramePr>
                           <a:graphicFrameLocks noChangeAspect="1"/>
                         </wp:cNvGraphicFramePr>
@@ -2731,8 +2754,6 @@
       <w:tblPr>
         <w:tblW w:type="dxa" w:w="10368"/>
         <w:jc w:val="center"/>
-        <w:tblLayout w:type="fixed"/>
-        <w:tblLook w:firstColumn="1" w:firstRow="1" w:lastColumn="0" w:lastRow="0" w:noHBand="0" w:noVBand="1" w:val="04A0"/>
         <w:tblInd w:type="dxa" w:w="0"/>
         <w:tblBorders>
           <w:top w:val="nil"/>
@@ -2742,6 +2763,10 @@
           <w:insideH w:val="nil"/>
           <w:insideV w:val="nil"/>
         </w:tblBorders>
+        <w:tblLayout w:type="fixed"/>
+        <w:tblLook w:firstColumn="1" w:firstRow="1" w:lastColumn="0" w:lastRow="0" w:noHBand="0" w:noVBand="1" w:val="04A0"/>
+        <w:tblCaption w:val="Exercise 8"/>
+        <w:tblDescription w:val="Layout table. It only arranges the page; read its cells in order."/>
       </w:tblPr>
       <w:tblGrid>
         <w:gridCol w:w="10368"/>
@@ -2833,8 +2858,6 @@
             <w:tblPr>
               <w:tblW w:type="dxa" w:w="10368"/>
               <w:jc w:val="center"/>
-              <w:tblLayout w:type="fixed"/>
-              <w:tblLook w:firstColumn="1" w:firstRow="1" w:lastColumn="0" w:lastRow="0" w:noHBand="0" w:noVBand="1" w:val="04A0"/>
               <w:tblInd w:type="dxa" w:w="0"/>
               <w:tblBorders>
                 <w:top w:val="single" w:color="B9C9CE" w:sz="4" w:space="0"/>
@@ -2842,6 +2865,10 @@
                 <w:bottom w:val="single" w:color="B9C9CE" w:sz="4" w:space="0"/>
                 <w:right w:val="single" w:color="B9C9CE" w:sz="4" w:space="0"/>
               </w:tblBorders>
+              <w:tblLayout w:type="fixed"/>
+              <w:tblLook w:firstColumn="1" w:firstRow="1" w:lastColumn="0" w:lastRow="0" w:noHBand="0" w:noVBand="1" w:val="04A0"/>
+              <w:tblCaption w:val="Workspace"/>
+              <w:tblDescription w:val="Layout table that frames the blank workspace for this exercise."/>
             </w:tblPr>
             <w:tblGrid>
               <w:gridCol w:w="10368"/>
@@ -2888,7 +2915,7 @@
                     <w:drawing>
                       <wp:inline xmlns:a="http://schemas.openxmlformats.org/drawingml/2006/main" xmlns:pic="http://schemas.openxmlformats.org/drawingml/2006/picture">
                         <wp:extent cx="6382512" cy="822960"/>
-                        <wp:docPr id="8" name="Picture 8" descr="PUBLISHER_WORKSPACE: Blank ruled workspace for calculations, mathematical labels, and written reasoning." title="EXPLAIN WITH MATHEMATICAL EVIDENCE"/>
+                        <wp:docPr id="8" name="Picture 8" descr="Blank ruled workspace for calculations, mathematical labels, and written reasoning." title="EXPLAIN WITH MATHEMATICAL EVIDENCE"/>
                         <wp:cNvGraphicFramePr>
                           <a:graphicFrameLocks noChangeAspect="1"/>
                         </wp:cNvGraphicFramePr>
@@ -2955,8 +2982,6 @@
       <w:tblPr>
         <w:tblW w:type="dxa" w:w="10368"/>
         <w:jc w:val="center"/>
-        <w:tblLayout w:type="fixed"/>
-        <w:tblLook w:firstColumn="1" w:firstRow="1" w:lastColumn="0" w:lastRow="0" w:noHBand="0" w:noVBand="1" w:val="04A0"/>
         <w:tblInd w:type="dxa" w:w="0"/>
         <w:tblBorders>
           <w:top w:val="nil"/>
@@ -2966,6 +2991,10 @@
           <w:insideH w:val="nil"/>
           <w:insideV w:val="nil"/>
         </w:tblBorders>
+        <w:tblLayout w:type="fixed"/>
+        <w:tblLook w:firstColumn="1" w:firstRow="1" w:lastColumn="0" w:lastRow="0" w:noHBand="0" w:noVBand="1" w:val="04A0"/>
+        <w:tblCaption w:val="Exercise 9"/>
+        <w:tblDescription w:val="Layout table. It only arranges the page; read its cells in order."/>
       </w:tblPr>
       <w:tblGrid>
         <w:gridCol w:w="10368"/>
@@ -3052,8 +3081,6 @@
             <w:tblPr>
               <w:tblW w:type="dxa" w:w="10368"/>
               <w:jc w:val="center"/>
-              <w:tblLayout w:type="fixed"/>
-              <w:tblLook w:firstColumn="1" w:firstRow="1" w:lastColumn="0" w:lastRow="0" w:noHBand="0" w:noVBand="1" w:val="04A0"/>
               <w:tblInd w:type="dxa" w:w="0"/>
               <w:tblBorders>
                 <w:top w:val="single" w:color="B9C9CE" w:sz="4" w:space="0"/>
@@ -3061,6 +3088,10 @@
                 <w:bottom w:val="single" w:color="B9C9CE" w:sz="4" w:space="0"/>
                 <w:right w:val="single" w:color="B9C9CE" w:sz="4" w:space="0"/>
               </w:tblBorders>
+              <w:tblLayout w:type="fixed"/>
+              <w:tblLook w:firstColumn="1" w:firstRow="1" w:lastColumn="0" w:lastRow="0" w:noHBand="0" w:noVBand="1" w:val="04A0"/>
+              <w:tblCaption w:val="Workspace"/>
+              <w:tblDescription w:val="Layout table that frames the blank workspace for this exercise."/>
             </w:tblPr>
             <w:tblGrid>
               <w:gridCol w:w="10368"/>
@@ -3107,7 +3138,7 @@
                     <w:drawing>
                       <wp:inline xmlns:a="http://schemas.openxmlformats.org/drawingml/2006/main" xmlns:pic="http://schemas.openxmlformats.org/drawingml/2006/picture">
                         <wp:extent cx="6382512" cy="685800"/>
-                        <wp:docPr id="9" name="Picture 9" descr="PUBLISHER_WORKSPACE: Blank square grid for sketching a geometric figure or net. The grid has no assigned measurements or scale." title="SHOW YOUR THINKING"/>
+                        <wp:docPr id="9" name="Picture 9" descr="Blank square grid for sketching a geometric figure or net. The grid has no assigned measurements or scale." title="SHOW YOUR THINKING"/>
                         <wp:cNvGraphicFramePr>
                           <a:graphicFrameLocks noChangeAspect="1"/>
                         </wp:cNvGraphicFramePr>
@@ -3174,8 +3205,6 @@
       <w:tblPr>
         <w:tblW w:type="dxa" w:w="10368"/>
         <w:jc w:val="center"/>
-        <w:tblLayout w:type="fixed"/>
-        <w:tblLook w:firstColumn="1" w:firstRow="1" w:lastColumn="0" w:lastRow="0" w:noHBand="0" w:noVBand="1" w:val="04A0"/>
         <w:tblInd w:type="dxa" w:w="0"/>
         <w:tblBorders>
           <w:top w:val="nil"/>
@@ -3185,6 +3214,10 @@
           <w:insideH w:val="nil"/>
           <w:insideV w:val="nil"/>
         </w:tblBorders>
+        <w:tblLayout w:type="fixed"/>
+        <w:tblLook w:firstColumn="1" w:firstRow="1" w:lastColumn="0" w:lastRow="0" w:noHBand="0" w:noVBand="1" w:val="04A0"/>
+        <w:tblCaption w:val="Exercise 10"/>
+        <w:tblDescription w:val="Layout table. It only arranges the page; read its cells in order."/>
       </w:tblPr>
       <w:tblGrid>
         <w:gridCol w:w="10368"/>
@@ -3271,8 +3304,6 @@
             <w:tblPr>
               <w:tblW w:type="dxa" w:w="10368"/>
               <w:jc w:val="center"/>
-              <w:tblLayout w:type="fixed"/>
-              <w:tblLook w:firstColumn="1" w:firstRow="1" w:lastColumn="0" w:lastRow="0" w:noHBand="0" w:noVBand="1" w:val="04A0"/>
               <w:tblInd w:type="dxa" w:w="0"/>
               <w:tblBorders>
                 <w:top w:val="single" w:color="B9C9CE" w:sz="4" w:space="0"/>
@@ -3280,6 +3311,10 @@
                 <w:bottom w:val="single" w:color="B9C9CE" w:sz="4" w:space="0"/>
                 <w:right w:val="single" w:color="B9C9CE" w:sz="4" w:space="0"/>
               </w:tblBorders>
+              <w:tblLayout w:type="fixed"/>
+              <w:tblLook w:firstColumn="1" w:firstRow="1" w:lastColumn="0" w:lastRow="0" w:noHBand="0" w:noVBand="1" w:val="04A0"/>
+              <w:tblCaption w:val="Workspace"/>
+              <w:tblDescription w:val="Layout table that frames the blank workspace for this exercise."/>
             </w:tblPr>
             <w:tblGrid>
               <w:gridCol w:w="10368"/>
@@ -3326,7 +3361,7 @@
                     <w:drawing>
                       <wp:inline xmlns:a="http://schemas.openxmlformats.org/drawingml/2006/main" xmlns:pic="http://schemas.openxmlformats.org/drawingml/2006/picture">
                         <wp:extent cx="6382512" cy="685800"/>
-                        <wp:docPr id="10" name="Picture 10" descr="PUBLISHER_WORKSPACE: Blank square grid for sketching a geometric figure or net. The grid has no assigned measurements or scale." title="SHOW YOUR THINKING"/>
+                        <wp:docPr id="10" name="Picture 10" descr="Blank square grid for sketching a geometric figure or net. The grid has no assigned measurements or scale." title="SHOW YOUR THINKING"/>
                         <wp:cNvGraphicFramePr>
                           <a:graphicFrameLocks noChangeAspect="1"/>
                         </wp:cNvGraphicFramePr>
@@ -3393,8 +3428,6 @@
       <w:tblPr>
         <w:tblW w:type="dxa" w:w="10368"/>
         <w:jc w:val="center"/>
-        <w:tblLayout w:type="fixed"/>
-        <w:tblLook w:firstColumn="1" w:firstRow="1" w:lastColumn="0" w:lastRow="0" w:noHBand="0" w:noVBand="1" w:val="04A0"/>
         <w:tblInd w:type="dxa" w:w="0"/>
         <w:tblBorders>
           <w:top w:val="nil"/>
@@ -3404,6 +3437,10 @@
           <w:insideH w:val="nil"/>
           <w:insideV w:val="nil"/>
         </w:tblBorders>
+        <w:tblLayout w:type="fixed"/>
+        <w:tblLook w:firstColumn="1" w:firstRow="1" w:lastColumn="0" w:lastRow="0" w:noHBand="0" w:noVBand="1" w:val="04A0"/>
+        <w:tblCaption w:val="Exercise 11"/>
+        <w:tblDescription w:val="Layout table. It only arranges the page; read its cells in order."/>
       </w:tblPr>
       <w:tblGrid>
         <w:gridCol w:w="10368"/>
@@ -3490,8 +3527,6 @@
             <w:tblPr>
               <w:tblW w:type="dxa" w:w="10368"/>
               <w:jc w:val="center"/>
-              <w:tblLayout w:type="fixed"/>
-              <w:tblLook w:firstColumn="1" w:firstRow="1" w:lastColumn="0" w:lastRow="0" w:noHBand="0" w:noVBand="1" w:val="04A0"/>
               <w:tblInd w:type="dxa" w:w="0"/>
               <w:tblBorders>
                 <w:top w:val="single" w:color="B9C9CE" w:sz="4" w:space="0"/>
@@ -3499,6 +3534,10 @@
                 <w:bottom w:val="single" w:color="B9C9CE" w:sz="4" w:space="0"/>
                 <w:right w:val="single" w:color="B9C9CE" w:sz="4" w:space="0"/>
               </w:tblBorders>
+              <w:tblLayout w:type="fixed"/>
+              <w:tblLook w:firstColumn="1" w:firstRow="1" w:lastColumn="0" w:lastRow="0" w:noHBand="0" w:noVBand="1" w:val="04A0"/>
+              <w:tblCaption w:val="Workspace"/>
+              <w:tblDescription w:val="Layout table that frames the blank workspace for this exercise."/>
             </w:tblPr>
             <w:tblGrid>
               <w:gridCol w:w="10368"/>
@@ -3545,7 +3584,7 @@
                     <w:drawing>
                       <wp:inline xmlns:a="http://schemas.openxmlformats.org/drawingml/2006/main" xmlns:pic="http://schemas.openxmlformats.org/drawingml/2006/picture">
                         <wp:extent cx="6382512" cy="685800"/>
-                        <wp:docPr id="11" name="Picture 11" descr="PUBLISHER_WORKSPACE: Blank square grid for sketching a geometric figure or net. The grid has no assigned measurements or scale." title="SHOW YOUR THINKING"/>
+                        <wp:docPr id="11" name="Picture 11" descr="Blank square grid for sketching a geometric figure or net. The grid has no assigned measurements or scale." title="SHOW YOUR THINKING"/>
                         <wp:cNvGraphicFramePr>
                           <a:graphicFrameLocks noChangeAspect="1"/>
                         </wp:cNvGraphicFramePr>
@@ -3612,8 +3651,6 @@
       <w:tblPr>
         <w:tblW w:type="dxa" w:w="10368"/>
         <w:jc w:val="center"/>
-        <w:tblLayout w:type="fixed"/>
-        <w:tblLook w:firstColumn="1" w:firstRow="1" w:lastColumn="0" w:lastRow="0" w:noHBand="0" w:noVBand="1" w:val="04A0"/>
         <w:tblInd w:type="dxa" w:w="0"/>
         <w:tblBorders>
           <w:top w:val="nil"/>
@@ -3623,6 +3660,10 @@
           <w:insideH w:val="nil"/>
           <w:insideV w:val="nil"/>
         </w:tblBorders>
+        <w:tblLayout w:type="fixed"/>
+        <w:tblLook w:firstColumn="1" w:firstRow="1" w:lastColumn="0" w:lastRow="0" w:noHBand="0" w:noVBand="1" w:val="04A0"/>
+        <w:tblCaption w:val="Exercise 12"/>
+        <w:tblDescription w:val="Layout table. It only arranges the page; read its cells in order."/>
       </w:tblPr>
       <w:tblGrid>
         <w:gridCol w:w="10368"/>
@@ -3709,8 +3750,6 @@
             <w:tblPr>
               <w:tblW w:type="dxa" w:w="10368"/>
               <w:jc w:val="center"/>
-              <w:tblLayout w:type="fixed"/>
-              <w:tblLook w:firstColumn="1" w:firstRow="1" w:lastColumn="0" w:lastRow="0" w:noHBand="0" w:noVBand="1" w:val="04A0"/>
               <w:tblInd w:type="dxa" w:w="0"/>
               <w:tblBorders>
                 <w:top w:val="single" w:color="B9C9CE" w:sz="4" w:space="0"/>
@@ -3718,6 +3757,10 @@
                 <w:bottom w:val="single" w:color="B9C9CE" w:sz="4" w:space="0"/>
                 <w:right w:val="single" w:color="B9C9CE" w:sz="4" w:space="0"/>
               </w:tblBorders>
+              <w:tblLayout w:type="fixed"/>
+              <w:tblLook w:firstColumn="1" w:firstRow="1" w:lastColumn="0" w:lastRow="0" w:noHBand="0" w:noVBand="1" w:val="04A0"/>
+              <w:tblCaption w:val="Workspace"/>
+              <w:tblDescription w:val="Layout table that frames the blank workspace for this exercise."/>
             </w:tblPr>
             <w:tblGrid>
               <w:gridCol w:w="10368"/>
@@ -3764,7 +3807,7 @@
                     <w:drawing>
                       <wp:inline xmlns:a="http://schemas.openxmlformats.org/drawingml/2006/main" xmlns:pic="http://schemas.openxmlformats.org/drawingml/2006/picture">
                         <wp:extent cx="6382512" cy="822960"/>
-                        <wp:docPr id="12" name="Picture 12" descr="PUBLISHER_WORKSPACE: Blank ruled workspace for calculations, mathematical labels, and written reasoning." title="EXPLAIN WITH MATHEMATICAL EVIDENCE"/>
+                        <wp:docPr id="12" name="Picture 12" descr="Blank ruled workspace for calculations, mathematical labels, and written reasoning." title="EXPLAIN WITH MATHEMATICAL EVIDENCE"/>
                         <wp:cNvGraphicFramePr>
                           <a:graphicFrameLocks noChangeAspect="1"/>
                         </wp:cNvGraphicFramePr>
@@ -3829,7 +3872,7 @@
     </w:p>
     <w:p>
       <w:pPr>
-        <w:pStyle w:val="PublisherSection"/>
+        <w:pStyle w:val="Heading2"/>
         <w:shd w:val="clear" w:color="auto" w:fill="EEF4F5"/>
         <w:pBdr>
           <w:left w:val="single" w:color="176B70" w:sz="20" w:space="7"/>
@@ -3851,8 +3894,6 @@
       <w:tblPr>
         <w:tblW w:type="dxa" w:w="10368"/>
         <w:jc w:val="center"/>
-        <w:tblLayout w:type="fixed"/>
-        <w:tblLook w:firstColumn="1" w:firstRow="1" w:lastColumn="0" w:lastRow="0" w:noHBand="0" w:noVBand="1" w:val="04A0"/>
         <w:tblInd w:type="dxa" w:w="0"/>
         <w:tblBorders>
           <w:top w:val="nil"/>
@@ -3862,6 +3903,10 @@
           <w:insideH w:val="nil"/>
           <w:insideV w:val="nil"/>
         </w:tblBorders>
+        <w:tblLayout w:type="fixed"/>
+        <w:tblLook w:firstColumn="1" w:firstRow="1" w:lastColumn="0" w:lastRow="0" w:noHBand="0" w:noVBand="1" w:val="04A0"/>
+        <w:tblCaption w:val="Exercise 13"/>
+        <w:tblDescription w:val="Layout table. It only arranges the page; read its cells in order."/>
       </w:tblPr>
       <w:tblGrid>
         <w:gridCol w:w="10368"/>
@@ -3948,8 +3993,6 @@
             <w:tblPr>
               <w:tblW w:type="dxa" w:w="10368"/>
               <w:jc w:val="center"/>
-              <w:tblLayout w:type="fixed"/>
-              <w:tblLook w:firstColumn="1" w:firstRow="1" w:lastColumn="0" w:lastRow="0" w:noHBand="0" w:noVBand="1" w:val="04A0"/>
               <w:tblInd w:type="dxa" w:w="0"/>
               <w:tblBorders>
                 <w:top w:val="single" w:color="B9C9CE" w:sz="4" w:space="0"/>
@@ -3957,6 +4000,10 @@
                 <w:bottom w:val="single" w:color="B9C9CE" w:sz="4" w:space="0"/>
                 <w:right w:val="single" w:color="B9C9CE" w:sz="4" w:space="0"/>
               </w:tblBorders>
+              <w:tblLayout w:type="fixed"/>
+              <w:tblLook w:firstColumn="1" w:firstRow="1" w:lastColumn="0" w:lastRow="0" w:noHBand="0" w:noVBand="1" w:val="04A0"/>
+              <w:tblCaption w:val="Workspace"/>
+              <w:tblDescription w:val="Layout table that frames the blank workspace for this exercise."/>
             </w:tblPr>
             <w:tblGrid>
               <w:gridCol w:w="10368"/>
@@ -4003,7 +4050,7 @@
                     <w:drawing>
                       <wp:inline xmlns:a="http://schemas.openxmlformats.org/drawingml/2006/main" xmlns:pic="http://schemas.openxmlformats.org/drawingml/2006/picture">
                         <wp:extent cx="6382512" cy="548640"/>
-                        <wp:docPr id="13" name="Picture 13" descr="PUBLISHER_WORKSPACE: Blank square grid for sketching a geometric figure or net. The grid has no assigned measurements or scale." title="SHOW YOUR THINKING"/>
+                        <wp:docPr id="13" name="Picture 13" descr="Blank square grid for sketching a geometric figure or net. The grid has no assigned measurements or scale." title="SHOW YOUR THINKING"/>
                         <wp:cNvGraphicFramePr>
                           <a:graphicFrameLocks noChangeAspect="1"/>
                         </wp:cNvGraphicFramePr>
@@ -4070,8 +4117,6 @@
       <w:tblPr>
         <w:tblW w:type="dxa" w:w="10368"/>
         <w:jc w:val="center"/>
-        <w:tblLayout w:type="fixed"/>
-        <w:tblLook w:firstColumn="1" w:firstRow="1" w:lastColumn="0" w:lastRow="0" w:noHBand="0" w:noVBand="1" w:val="04A0"/>
         <w:tblInd w:type="dxa" w:w="0"/>
         <w:tblBorders>
           <w:top w:val="nil"/>
@@ -4081,6 +4126,10 @@
           <w:insideH w:val="nil"/>
           <w:insideV w:val="nil"/>
         </w:tblBorders>
+        <w:tblLayout w:type="fixed"/>
+        <w:tblLook w:firstColumn="1" w:firstRow="1" w:lastColumn="0" w:lastRow="0" w:noHBand="0" w:noVBand="1" w:val="04A0"/>
+        <w:tblCaption w:val="Exercise 14"/>
+        <w:tblDescription w:val="Layout table. It only arranges the page; read its cells in order."/>
       </w:tblPr>
       <w:tblGrid>
         <w:gridCol w:w="10368"/>
@@ -4167,8 +4216,6 @@
             <w:tblPr>
               <w:tblW w:type="dxa" w:w="10368"/>
               <w:jc w:val="center"/>
-              <w:tblLayout w:type="fixed"/>
-              <w:tblLook w:firstColumn="1" w:firstRow="1" w:lastColumn="0" w:lastRow="0" w:noHBand="0" w:noVBand="1" w:val="04A0"/>
               <w:tblInd w:type="dxa" w:w="0"/>
               <w:tblBorders>
                 <w:top w:val="single" w:color="B9C9CE" w:sz="4" w:space="0"/>
@@ -4176,6 +4223,10 @@
                 <w:bottom w:val="single" w:color="B9C9CE" w:sz="4" w:space="0"/>
                 <w:right w:val="single" w:color="B9C9CE" w:sz="4" w:space="0"/>
               </w:tblBorders>
+              <w:tblLayout w:type="fixed"/>
+              <w:tblLook w:firstColumn="1" w:firstRow="1" w:lastColumn="0" w:lastRow="0" w:noHBand="0" w:noVBand="1" w:val="04A0"/>
+              <w:tblCaption w:val="Workspace"/>
+              <w:tblDescription w:val="Layout table that frames the blank workspace for this exercise."/>
             </w:tblPr>
             <w:tblGrid>
               <w:gridCol w:w="10368"/>
@@ -4222,7 +4273,7 @@
                     <w:drawing>
                       <wp:inline xmlns:a="http://schemas.openxmlformats.org/drawingml/2006/main" xmlns:pic="http://schemas.openxmlformats.org/drawingml/2006/picture">
                         <wp:extent cx="6382512" cy="548640"/>
-                        <wp:docPr id="14" name="Picture 14" descr="PUBLISHER_WORKSPACE: Blank square grid for sketching a geometric figure or net. The grid has no assigned measurements or scale." title="SHOW YOUR THINKING"/>
+                        <wp:docPr id="14" name="Picture 14" descr="Blank square grid for sketching a geometric figure or net. The grid has no assigned measurements or scale." title="SHOW YOUR THINKING"/>
                         <wp:cNvGraphicFramePr>
                           <a:graphicFrameLocks noChangeAspect="1"/>
                         </wp:cNvGraphicFramePr>
@@ -4289,8 +4340,6 @@
       <w:tblPr>
         <w:tblW w:type="dxa" w:w="10368"/>
         <w:jc w:val="center"/>
-        <w:tblLayout w:type="fixed"/>
-        <w:tblLook w:firstColumn="1" w:firstRow="1" w:lastColumn="0" w:lastRow="0" w:noHBand="0" w:noVBand="1" w:val="04A0"/>
         <w:tblInd w:type="dxa" w:w="0"/>
         <w:tblBorders>
           <w:top w:val="nil"/>
@@ -4300,6 +4349,10 @@
           <w:insideH w:val="nil"/>
           <w:insideV w:val="nil"/>
         </w:tblBorders>
+        <w:tblLayout w:type="fixed"/>
+        <w:tblLook w:firstColumn="1" w:firstRow="1" w:lastColumn="0" w:lastRow="0" w:noHBand="0" w:noVBand="1" w:val="04A0"/>
+        <w:tblCaption w:val="Exercise 15"/>
+        <w:tblDescription w:val="Layout table. It only arranges the page; read its cells in order."/>
       </w:tblPr>
       <w:tblGrid>
         <w:gridCol w:w="10368"/>
@@ -4386,8 +4439,6 @@
             <w:tblPr>
               <w:tblW w:type="dxa" w:w="10368"/>
               <w:jc w:val="center"/>
-              <w:tblLayout w:type="fixed"/>
-              <w:tblLook w:firstColumn="1" w:firstRow="1" w:lastColumn="0" w:lastRow="0" w:noHBand="0" w:noVBand="1" w:val="04A0"/>
               <w:tblInd w:type="dxa" w:w="0"/>
               <w:tblBorders>
                 <w:top w:val="single" w:color="B9C9CE" w:sz="4" w:space="0"/>
@@ -4395,6 +4446,10 @@
                 <w:bottom w:val="single" w:color="B9C9CE" w:sz="4" w:space="0"/>
                 <w:right w:val="single" w:color="B9C9CE" w:sz="4" w:space="0"/>
               </w:tblBorders>
+              <w:tblLayout w:type="fixed"/>
+              <w:tblLook w:firstColumn="1" w:firstRow="1" w:lastColumn="0" w:lastRow="0" w:noHBand="0" w:noVBand="1" w:val="04A0"/>
+              <w:tblCaption w:val="Workspace"/>
+              <w:tblDescription w:val="Layout table that frames the blank workspace for this exercise."/>
             </w:tblPr>
             <w:tblGrid>
               <w:gridCol w:w="10368"/>
@@ -4441,7 +4496,7 @@
                     <w:drawing>
                       <wp:inline xmlns:a="http://schemas.openxmlformats.org/drawingml/2006/main" xmlns:pic="http://schemas.openxmlformats.org/drawingml/2006/picture">
                         <wp:extent cx="6382512" cy="548640"/>
-                        <wp:docPr id="15" name="Picture 15" descr="PUBLISHER_WORKSPACE: Blank square grid for sketching a geometric figure or net. The grid has no assigned measurements or scale." title="SHOW YOUR THINKING"/>
+                        <wp:docPr id="15" name="Picture 15" descr="Blank square grid for sketching a geometric figure or net. The grid has no assigned measurements or scale." title="SHOW YOUR THINKING"/>
                         <wp:cNvGraphicFramePr>
                           <a:graphicFrameLocks noChangeAspect="1"/>
                         </wp:cNvGraphicFramePr>
@@ -4506,7 +4561,7 @@
     </w:p>
     <w:p>
       <w:pPr>
-        <w:pStyle w:val="PublisherSection"/>
+        <w:pStyle w:val="Heading2"/>
         <w:shd w:val="clear" w:color="auto" w:fill="EEF4F5"/>
         <w:pBdr>
           <w:left w:val="single" w:color="176B70" w:sz="20" w:space="7"/>
@@ -4528,8 +4583,6 @@
       <w:tblPr>
         <w:tblW w:type="dxa" w:w="10368"/>
         <w:jc w:val="center"/>
-        <w:tblLayout w:type="fixed"/>
-        <w:tblLook w:firstColumn="1" w:firstRow="1" w:lastColumn="0" w:lastRow="0" w:noHBand="0" w:noVBand="1" w:val="04A0"/>
         <w:tblInd w:type="dxa" w:w="0"/>
         <w:tblBorders>
           <w:top w:val="nil"/>
@@ -4539,6 +4592,10 @@
           <w:insideH w:val="nil"/>
           <w:insideV w:val="nil"/>
         </w:tblBorders>
+        <w:tblLayout w:type="fixed"/>
+        <w:tblLook w:firstColumn="1" w:firstRow="1" w:lastColumn="0" w:lastRow="0" w:noHBand="0" w:noVBand="1" w:val="04A0"/>
+        <w:tblCaption w:val="Exercise 16"/>
+        <w:tblDescription w:val="Layout table. It only arranges the page; read its cells in order."/>
       </w:tblPr>
       <w:tblGrid>
         <w:gridCol w:w="10368"/>
@@ -4607,8 +4664,6 @@
           <w:tbl>
             <w:tblPr>
               <w:tblW w:type="dxa" w:w="10368"/>
-              <w:tblLayout w:type="fixed"/>
-              <w:tblLook w:firstColumn="1" w:firstRow="1" w:lastColumn="0" w:lastRow="0" w:noHBand="0" w:noVBand="1" w:val="04A0"/>
               <w:jc w:val="center"/>
               <w:tblInd w:type="dxa" w:w="0"/>
               <w:tblBorders>
@@ -4619,6 +4674,10 @@
                 <w:insideH w:val="single" w:color="B9C9CE" w:sz="4" w:space="0"/>
                 <w:insideV w:val="single" w:color="B9C9CE" w:sz="4" w:space="0"/>
               </w:tblBorders>
+              <w:tblLayout w:type="fixed"/>
+              <w:tblLook w:firstColumn="1" w:firstRow="1" w:lastColumn="0" w:lastRow="0" w:noHBand="0" w:noVBand="1" w:val="04A0"/>
+              <w:tblCaption w:val="Layout"/>
+              <w:tblDescription w:val="Layout table. It only arranges the page; read its cells in order."/>
             </w:tblPr>
             <w:tblGrid>
               <w:gridCol w:w="5184"/>
@@ -4787,8 +4846,6 @@
       <w:tblPr>
         <w:tblW w:type="dxa" w:w="10368"/>
         <w:jc w:val="center"/>
-        <w:tblLayout w:type="fixed"/>
-        <w:tblLook w:firstColumn="1" w:firstRow="1" w:lastColumn="0" w:lastRow="0" w:noHBand="0" w:noVBand="1" w:val="04A0"/>
         <w:tblInd w:type="dxa" w:w="0"/>
         <w:tblBorders>
           <w:top w:val="nil"/>
@@ -4798,6 +4855,10 @@
           <w:insideH w:val="nil"/>
           <w:insideV w:val="nil"/>
         </w:tblBorders>
+        <w:tblLayout w:type="fixed"/>
+        <w:tblLook w:firstColumn="1" w:firstRow="1" w:lastColumn="0" w:lastRow="0" w:noHBand="0" w:noVBand="1" w:val="04A0"/>
+        <w:tblCaption w:val="Exercise 17"/>
+        <w:tblDescription w:val="Layout table. It only arranges the page; read its cells in order."/>
       </w:tblPr>
       <w:tblGrid>
         <w:gridCol w:w="10368"/>
@@ -4866,8 +4927,6 @@
           <w:tbl>
             <w:tblPr>
               <w:tblW w:type="dxa" w:w="10368"/>
-              <w:tblLayout w:type="fixed"/>
-              <w:tblLook w:firstColumn="1" w:firstRow="1" w:lastColumn="0" w:lastRow="0" w:noHBand="0" w:noVBand="1" w:val="04A0"/>
               <w:jc w:val="center"/>
               <w:tblInd w:type="dxa" w:w="0"/>
               <w:tblBorders>
@@ -4878,6 +4937,10 @@
                 <w:insideH w:val="single" w:color="B9C9CE" w:sz="4" w:space="0"/>
                 <w:insideV w:val="single" w:color="B9C9CE" w:sz="4" w:space="0"/>
               </w:tblBorders>
+              <w:tblLayout w:type="fixed"/>
+              <w:tblLook w:firstColumn="1" w:firstRow="1" w:lastColumn="0" w:lastRow="0" w:noHBand="0" w:noVBand="1" w:val="04A0"/>
+              <w:tblCaption w:val="Layout"/>
+              <w:tblDescription w:val="Layout table. It only arranges the page; read its cells in order."/>
             </w:tblPr>
             <w:tblGrid>
               <w:gridCol w:w="5184"/>
@@ -5046,8 +5109,6 @@
       <w:tblPr>
         <w:tblW w:type="dxa" w:w="10368"/>
         <w:jc w:val="center"/>
-        <w:tblLayout w:type="fixed"/>
-        <w:tblLook w:firstColumn="1" w:firstRow="1" w:lastColumn="0" w:lastRow="0" w:noHBand="0" w:noVBand="1" w:val="04A0"/>
         <w:tblInd w:type="dxa" w:w="0"/>
         <w:tblBorders>
           <w:top w:val="nil"/>
@@ -5057,6 +5118,10 @@
           <w:insideH w:val="nil"/>
           <w:insideV w:val="nil"/>
         </w:tblBorders>
+        <w:tblLayout w:type="fixed"/>
+        <w:tblLook w:firstColumn="1" w:firstRow="1" w:lastColumn="0" w:lastRow="0" w:noHBand="0" w:noVBand="1" w:val="04A0"/>
+        <w:tblCaption w:val="Exercise 18"/>
+        <w:tblDescription w:val="Layout table. It only arranges the page; read its cells in order."/>
       </w:tblPr>
       <w:tblGrid>
         <w:gridCol w:w="10368"/>
@@ -5125,8 +5190,6 @@
           <w:tbl>
             <w:tblPr>
               <w:tblW w:type="dxa" w:w="10368"/>
-              <w:tblLayout w:type="fixed"/>
-              <w:tblLook w:firstColumn="1" w:firstRow="1" w:lastColumn="0" w:lastRow="0" w:noHBand="0" w:noVBand="1" w:val="04A0"/>
               <w:jc w:val="center"/>
               <w:tblInd w:type="dxa" w:w="0"/>
               <w:tblBorders>
@@ -5137,6 +5200,10 @@
                 <w:insideH w:val="single" w:color="B9C9CE" w:sz="4" w:space="0"/>
                 <w:insideV w:val="single" w:color="B9C9CE" w:sz="4" w:space="0"/>
               </w:tblBorders>
+              <w:tblLayout w:type="fixed"/>
+              <w:tblLook w:firstColumn="1" w:firstRow="1" w:lastColumn="0" w:lastRow="0" w:noHBand="0" w:noVBand="1" w:val="04A0"/>
+              <w:tblCaption w:val="Layout"/>
+              <w:tblDescription w:val="Layout table. It only arranges the page; read its cells in order."/>
             </w:tblPr>
             <w:tblGrid>
               <w:gridCol w:w="10368"/>
@@ -5295,7 +5362,7 @@
           </w:p>
           <w:p>
             <w:pPr>
-              <w:pStyle w:val="PublisherSection"/>
+              <w:pStyle w:val="Heading2"/>
               <w:shd w:val="clear" w:color="auto" w:fill="FAF5E9"/>
               <w:pBdr>
                 <w:left w:val="single" w:color="B57720" w:sz="20" w:space="7"/>
@@ -5317,8 +5384,6 @@
             <w:tblPr>
               <w:tblW w:type="dxa" w:w="10368"/>
               <w:jc w:val="center"/>
-              <w:tblLayout w:type="fixed"/>
-              <w:tblLook w:firstColumn="1" w:firstRow="1" w:lastColumn="0" w:lastRow="0" w:noHBand="0" w:noVBand="1" w:val="04A0"/>
               <w:tblInd w:type="dxa" w:w="0"/>
               <w:tblBorders>
                 <w:top w:val="single" w:color="B9C9CE" w:sz="4" w:space="0"/>
@@ -5328,6 +5393,10 @@
                 <w:insideH w:val="single" w:color="FFFFFF" w:sz="8" w:space="0"/>
                 <w:insideV w:val="single" w:color="FFFFFF" w:sz="12" w:space="0"/>
               </w:tblBorders>
+              <w:tblLayout w:type="fixed"/>
+              <w:tblLook w:firstColumn="1" w:firstRow="1" w:lastColumn="0" w:lastRow="0" w:noHBand="0" w:noVBand="1" w:val="04A0"/>
+              <w:tblCaption w:val="Layout"/>
+              <w:tblDescription w:val="Layout table. It only arranges the page; read its cells in order."/>
             </w:tblPr>
             <w:tblGrid>
               <w:gridCol w:w="6768"/>
@@ -5560,7 +5629,7 @@
         <w:sz w:val="16"/>
         <w:szCs w:val="16"/>
       </w:rPr>
-      <w:t>Lesson 3.3 / Session 1  /  Regular  /  V2</w:t>
+      <w:t>Lesson 3.3 / Session 1</w:t>
     </w:r>
     <w:r>
       <w:rPr>
@@ -5626,7 +5695,7 @@
         <w:szCs w:val="16"/>
       </w:rPr>
       <w:tab/>
-      <w:t>HOMEWORK  /  V2</w:t>
+      <w:t>HOMEWORK</w:t>
     </w:r>
   </w:p>
 </w:hdr>
@@ -6064,19 +6133,20 @@
     <w:rsid w:val="00FC693F"/>
     <w:pPr>
       <w:keepNext/>
-      <w:keepLines/>
       <w:widowControl/>
-      <w:spacing w:before="200" w:after="120" w:line="269" w:lineRule="auto"/>
+      <w:spacing w:after="100" w:line="245" w:lineRule="auto" w:before="0"/>
       <w:ind w:left="0" w:right="0" w:firstLine="0"/>
+      <w:contextualSpacing/>
       <w:outlineLvl w:val="0"/>
     </w:pPr>
     <w:rPr>
       <w:rFonts w:ascii="Arial" w:hAnsi="Arial" w:eastAsia="Arial" w:cs="Arial"/>
       <w:b/>
-      <w:bCs/>
       <w:color w:val="183E56"/>
-      <w:sz w:val="34"/>
-      <w:szCs w:val="34"/>
+      <w:spacing w:val="5"/>
+      <w:kern w:val="28"/>
+      <w:sz w:val="46"/>
+      <w:szCs w:val="46"/>
     </w:rPr>
   </w:style>
   <w:style w:type="paragraph" w:styleId="Heading2">
@@ -6090,19 +6160,17 @@
     <w:rsid w:val="00FC693F"/>
     <w:pPr>
       <w:keepNext/>
-      <w:keepLines/>
       <w:widowControl/>
-      <w:spacing w:before="180" w:after="100" w:line="269" w:lineRule="auto"/>
+      <w:spacing w:before="200" w:after="120" w:line="269" w:lineRule="auto"/>
       <w:ind w:left="0" w:right="0" w:firstLine="0"/>
       <w:outlineLvl w:val="1"/>
     </w:pPr>
     <w:rPr>
       <w:rFonts w:ascii="Arial" w:hAnsi="Arial" w:eastAsia="Arial" w:cs="Arial"/>
       <w:b/>
-      <w:bCs/>
-      <w:color w:val="176B70"/>
-      <w:sz w:val="22"/>
-      <w:szCs w:val="22"/>
+      <w:color w:val="183E56"/>
+      <w:sz w:val="21"/>
+      <w:szCs w:val="21"/>
     </w:rPr>
   </w:style>
   <w:style w:type="paragraph" w:styleId="Heading3">

--- a/lessons/3-3-group2/homework.docx
+++ b/lessons/3-3-group2/homework.docx
@@ -55,7 +55,7 @@
         <w:rPr>
           <w:rFonts w:ascii="Arial" w:hAnsi="Arial" w:eastAsia="Arial" w:cs="Arial"/>
         </w:rPr>
-        <w:t>Maryland Standard 6.RP.A.3a   ·   Learning target — I can build a ratio table by scaling both rows by the same factor.</w:t>
+        <w:t>Maryland Standard 6.AT.3a   ·   Learning target — I can build a ratio table by scaling both rows by the same factor.</w:t>
       </w:r>
     </w:p>
     <w:p>
